--- a/_materials/docs/out/Договор № 1547 (продвижение сайтов клиник).docx
+++ b/_materials/docs/out/Договор № 1547 (продвижение сайтов клиник).docx
@@ -119,6 +119,19 @@
           <w:i w:val="0"/>
         </w:rPr>
         <w:t>1.3. В состав услуг могут входить (в том числе, но не ограничиваясь):</w:t>
+      </w:r>
+    </w:p>
+    <w:p>
+      <w:pPr>
+        <w:spacing w:after="80"/>
+        <w:jc w:val="both"/>
+      </w:pPr>
+      <w:r>
+        <w:rPr>
+          <w:b w:val="0"/>
+          <w:i w:val="0"/>
+        </w:rPr>
+        <w:t>— разработка, доработка и техническая поддержка сайтов Заказчика (вёрстка, наполнение, настройка форм обратной связи и иного функционала);</w:t>
       </w:r>
     </w:p>
     <w:p>
@@ -599,7 +612,7 @@
           <w:b w:val="0"/>
           <w:i w:val="0"/>
         </w:rPr>
-        <w:t>5.5. Исполнитель не несёт ответственности за меры государственного принуждения, примененные к Заказчику в связи с содержанием рекламных и информационных материалов, предоставленных или согласованных Заказчиком.</w:t>
+        <w:t>5.5. Исполнитель не несёт ответственности за меры государственного принуждения, применённые к Заказчику в связи с содержанием рекламных и информационных материалов, предоставленных или согласованных Заказчиком.</w:t>
       </w:r>
     </w:p>
     <w:p>
@@ -911,7 +924,7 @@
           <w:b w:val="0"/>
           <w:i w:val="0"/>
         </w:rPr>
-        <w:t>10.4. Споры, не урегулированные переговорами, подлежат разрешению в суде по месту нахождения Исполнителя, если иное императивно не установлено законодательством Российской Федерации.</w:t>
+        <w:t>10.4. Споры, не урегулированные переговорами, подлежат разрешению в Арбитражном суде города Москвы, если иное императивно не установлено законодательством Российской Федерации.</w:t>
       </w:r>
     </w:p>
     <w:p>

--- a/_materials/docs/out/Договор № 1547 (продвижение сайтов клиник).docx
+++ b/_materials/docs/out/Договор № 1547 (продвижение сайтов клиник).docx
@@ -54,7 +54,7 @@
         <w:tab/>
       </w:r>
       <w:r>
-        <w:t>«31» июля 2026 г.</w:t>
+        <w:t>«15» августа 2026 г.</w:t>
       </w:r>
     </w:p>
     <w:p>
@@ -365,7 +365,7 @@
           <w:b w:val="0"/>
           <w:i w:val="0"/>
         </w:rPr>
-        <w:t>3.1. Стоимость услуг составляет 90 000,00 (девяносто тысяч рублей 00 копеек) за один календарный месяц (расчётный период) за весь перечень сайтов, указанный в Приложении № 1. Без НДС.</w:t>
+        <w:t>3.1. Стоимость услуг составляет 150 000,00 (сто пятьдесят тысяч рублей 00 копеек) за один календарный месяц (расчётный период) за весь перечень сайтов, указанный в Приложении № 1. Без НДС.</w:t>
       </w:r>
     </w:p>
     <w:p>

--- a/_materials/docs/out/Договор № 1547 (продвижение сайтов клиник).docx
+++ b/_materials/docs/out/Договор № 1547 (продвижение сайтов клиник).docx
@@ -105,7 +105,7 @@
           <w:b w:val="0"/>
           <w:i w:val="0"/>
         </w:rPr>
-        <w:t>1.2. Перечень сайтов, в отношении которых оказываются услуги, приведён в Приложении № 1 к настоящему Договору, являющемся его неотъемлемой частью.</w:t>
+        <w:t>1.2. Услуги оказываются в отношении следующих сайтов Заказчика: angel-denta.ru (стоматология «Ангел-Дент», г. Реутов); versal-dent.ru (стоматология «Версаль», г. Реутов); venecia-dent.ru (стоматология «Венеция», г. Мытищи). Перечень сайтов может быть изменён дополнительным соглашением Сторон с одновременным согласованием изменения стоимости услуг. Если сайт администрируется иным лицом, чем Заказчик, Заказчик гарантирует наличие у него полномочий заказывать услуги в отношении такого сайта.</w:t>
       </w:r>
     </w:p>
     <w:p>
@@ -365,7 +365,7 @@
           <w:b w:val="0"/>
           <w:i w:val="0"/>
         </w:rPr>
-        <w:t>3.1. Стоимость услуг составляет 150 000,00 (сто пятьдесят тысяч рублей 00 копеек) за один календарный месяц (расчётный период) за весь перечень сайтов, указанный в Приложении № 1. Без НДС.</w:t>
+        <w:t>3.1. Стоимость услуг составляет 150 000,00 (сто пятьдесят тысяч рублей 00 копеек) за один календарный месяц (расчётный период) за весь перечень сайтов, указанный в п. 1.2 Договора, без распределения стоимости по отдельным сайтам. Без НДС.</w:t>
       </w:r>
     </w:p>
     <w:p>
@@ -898,7 +898,7 @@
           <w:b w:val="0"/>
           <w:i w:val="0"/>
         </w:rPr>
-        <w:t>10.2. Стороны признают юридическую силу за документами и сообщениями, переданными по электронной почте с адресов hello@futureflow.ru (Исполнитель) и angel.dent@bk.ru (Заказчик), а также в мессенджерах с номеров телефонов, указанных в разделе 12, включая скан-копии подписанных документов, до обмена оригиналами. Обмен оригиналами производится по требованию любой из Сторон.</w:t>
+        <w:t>10.2. Стороны признают юридическую силу за документами и сообщениями, переданными по электронной почте с адресов hello@futureflow.ru (Исполнитель) и angel.dent@bk.ru (Заказчик), а также в мессенджерах с номеров телефонов, указанных в разделе 11, включая скан-копии подписанных документов, до обмена оригиналами. Обмен оригиналами производится по требованию любой из Сторон.</w:t>
       </w:r>
     </w:p>
     <w:p>
@@ -963,33 +963,7 @@
           <w:b/>
           <w:i w:val="0"/>
         </w:rPr>
-        <w:t>11. Приложения</w:t>
-      </w:r>
-    </w:p>
-    <w:p>
-      <w:pPr>
-        <w:spacing w:after="80"/>
-        <w:jc w:val="both"/>
-      </w:pPr>
-      <w:r>
-        <w:rPr>
-          <w:b w:val="0"/>
-          <w:i w:val="0"/>
-        </w:rPr>
-        <w:t>11.1. Приложение № 1 «Перечень сайтов и состав услуг» — является неотъемлемой частью Договора.</w:t>
-      </w:r>
-    </w:p>
-    <w:p>
-      <w:pPr>
-        <w:spacing w:after="40"/>
-        <w:jc w:val="left"/>
-      </w:pPr>
-      <w:r>
-        <w:rPr>
-          <w:b/>
-          <w:i w:val="0"/>
-        </w:rPr>
-        <w:t>12. Адреса, реквизиты и подписи Сторон</w:t>
+        <w:t>11. Адреса, реквизиты и подписи Сторон</w:t>
       </w:r>
     </w:p>
     <w:tbl>
@@ -1238,7 +1212,7 @@
                 <w:b w:val="0"/>
                 <w:sz w:val="18"/>
               </w:rPr>
-              <w:t>Р/с __________________</w:t>
+              <w:t>Р/с 40702810924800001187</w:t>
             </w:r>
           </w:p>
           <w:p>
@@ -1250,7 +1224,7 @@
                 <w:b w:val="0"/>
                 <w:sz w:val="18"/>
               </w:rPr>
-              <w:t>__________________, БИК __________________</w:t>
+              <w:t>Филиал «Центральный» Банка ВТБ (ПАО), БИК 044525411</w:t>
             </w:r>
           </w:p>
           <w:p>
@@ -1262,7 +1236,7 @@
                 <w:b w:val="0"/>
                 <w:sz w:val="18"/>
               </w:rPr>
-              <w:t>К/с __________________</w:t>
+              <w:t>К/с 30101810145250000411</w:t>
             </w:r>
           </w:p>
           <w:p>

--- a/_materials/docs/out/Договор № 1547 (продвижение сайтов клиник).docx
+++ b/_materials/docs/out/Договор № 1547 (продвижение сайтов клиник).docx
@@ -781,7 +781,7 @@
           <w:b w:val="0"/>
           <w:i w:val="0"/>
         </w:rPr>
-        <w:t>8.1. Договор вступает в силу с даты подписания и действует 1 (один) год. Если ни одна из Сторон не заявит о прекращении не менее чем за 14 (четырнадцать) календарных дней до окончания срока, Договор считается продлённым на тот же срок; число продлений не ограничено.</w:t>
+        <w:t>8.1. Договор вступает в силу с даты его подписания обеими Сторонами и заключён на неопределённый срок. Договор действует до его прекращения по основаниям, предусмотренным настоящим Договором или законодательством Российской Федерации.</w:t>
       </w:r>
     </w:p>
     <w:p>

--- a/_materials/docs/out/Договор № 1547 (продвижение сайтов клиник).docx
+++ b/_materials/docs/out/Договор № 1547 (продвижение сайтов клиник).docx
@@ -378,7 +378,7 @@
           <w:b w:val="0"/>
           <w:i w:val="0"/>
         </w:rPr>
-        <w:t>3.2. Оплата производится в порядке 100 % предоплаты за расчётный месяц на основании счёта Исполнителя, в течение 5 (пяти) рабочих дней с даты его выставления. Обязательство по оплате считается исполненным с момента зачисления денежных средств на расчётный счёт Исполнителя.</w:t>
+        <w:t>3.2. Оплата за расчётный месяц производится на основании счёта Исполнителя двумя равными платежами: первый — в течение 5 (пяти) рабочих дней с даты выставления счёта, выставляемого в начале расчётного месяца; второй — не позднее 15-го числа расчётного месяца. Счёт за неполный расчётный месяц (п. 3.3) оплачивается единовременно в течение 5 (пяти) рабочих дней с даты выставления. Обязательство по оплате считается исполненным с момента зачисления денежных средств на расчётный счёт Исполнителя.</w:t>
       </w:r>
     </w:p>
     <w:p>
@@ -417,7 +417,7 @@
           <w:b w:val="0"/>
           <w:i w:val="0"/>
         </w:rPr>
-        <w:t>3.5. Стоимость, указанная в п. 3.1, представляет собой плату за резервирование Исполнителем ресурсов (собственного времени, времени привлечённых специалистов, программных средств и рекламных инструментов) на весь расчётный месяц. Стороны согласовали, что при досрочном прекращении Договора в течение оплаченного расчётного месяца указанная сумма признаётся фактически понесёнными Исполнителем расходами применительно к статье 782 Гражданского кодекса Российской Федерации и возврату не подлежит.</w:t>
+        <w:t>3.5. Стоимость, указанная в п. 3.1, представляет собой плату за резервирование Исполнителем ресурсов (собственного времени, времени привлечённых специалистов, программных средств и рекламных инструментов) на весь расчётный месяц. Стороны согласовали, что при досрочном прекращении Договора в течение расчётного месяца внесённая Заказчиком за этот месяц оплата признаётся фактически понесёнными Исполнителем расходами применительно к статье 782 Гражданского кодекса Российской Федерации и возврату не подлежит.</w:t>
       </w:r>
     </w:p>
     <w:p>
@@ -560,7 +560,7 @@
           <w:b w:val="0"/>
           <w:i w:val="0"/>
         </w:rPr>
-        <w:t>5.1. Стороны исходят из того, что Заказчик является рекламодателем в значении Федерального закона от 13.03.2006 № 38-ФЗ «О рекламе», а Исполнитель — лицом, оказывающим технические услуги по размещению рекламы по заданию Заказчика.</w:t>
+        <w:t>5.1. Стороны исходят из того, что Заказчик является рекламодателем в значении Федерального закона от 13.03.2006 № 38-ФЗ «О рекламе», а Исполнитель — лицом, оказывающим технические услуги по подготовке и размещению рекламы по заданию Заказчика. Ответственность за нарушение требований законодательства о рекламе в части содержания рекламной информации несёт Заказчик как рекламодатель (статья 38 Федерального закона «О рекламе»).</w:t>
       </w:r>
     </w:p>
     <w:p>
@@ -613,6 +613,32 @@
           <w:i w:val="0"/>
         </w:rPr>
         <w:t>5.5. Исполнитель не несёт ответственности за меры государственного принуждения, применённые к Заказчику в связи с содержанием рекламных и информационных материалов, предоставленных или согласованных Заказчиком.</w:t>
+      </w:r>
+    </w:p>
+    <w:p>
+      <w:pPr>
+        <w:spacing w:after="80"/>
+        <w:jc w:val="both"/>
+      </w:pPr>
+      <w:r>
+        <w:rPr>
+          <w:b w:val="0"/>
+          <w:i w:val="0"/>
+        </w:rPr>
+        <w:t>5.6. Если в связи с содержанием или распространением рекламных и информационных материалов о деятельности Заказчика, его услугах, ценах или специалистах к Исполнителю будут применены меры административной или иной ответственности либо предъявлены требования или иски государственных органов или третьих лиц, Заказчик возмещает Исполнителю возникшие в связи с этим имущественные потери (суммы штрафов, компенсаций, судебных и иных расходов) в порядке статьи 406.1 Гражданского кодекса Российской Федерации в течение 10 (десяти) рабочих дней с даты предъявления требования Исполнителя с приложением подтверждающих документов.</w:t>
+      </w:r>
+    </w:p>
+    <w:p>
+      <w:pPr>
+        <w:spacing w:after="80"/>
+        <w:jc w:val="both"/>
+      </w:pPr>
+      <w:r>
+        <w:rPr>
+          <w:b w:val="0"/>
+          <w:i w:val="0"/>
+        </w:rPr>
+        <w:t>5.7. Материалы (тексты, изображения, объявления, публикации), направленные Исполнителем Заказчику любым способом, предусмотренным п. 10.2 Договора, считаются согласованными Заказчиком, если в течение 3 (трёх) рабочих дней с даты направления Заказчик не заявил письменных возражений. Материалы, размещённые до истечения этого срока, считаются размещёнными с ведома и по заданию Заказчика, если Заказчик не потребовал их удаления в тот же срок.</w:t>
       </w:r>
     </w:p>
     <w:p>
@@ -898,7 +924,7 @@
           <w:b w:val="0"/>
           <w:i w:val="0"/>
         </w:rPr>
-        <w:t>10.2. Стороны признают юридическую силу за документами и сообщениями, переданными по электронной почте с адресов hello@futureflow.ru (Исполнитель) и angel.dent@bk.ru (Заказчик), а также в мессенджерах с номеров телефонов, указанных в разделе 11, включая скан-копии подписанных документов, до обмена оригиналами. Обмен оригиналами производится по требованию любой из Сторон.</w:t>
+        <w:t>10.2. Стороны признают юридическую силу за документами и сообщениями, переданными по электронной почте с адресов hello@futureflow.ru (Исполнитель) и angel.dent@bk.ru (Заказчик), в мессенджерах с номеров телефонов, указанных в разделе 11, а также с иных адресов электронной почты и номеров телефонов работников и иных представителей Сторон, когда из содержания переписки и обстановки, в которой она ведётся, явствует, что лицо действует от имени соответствующей Стороны (абзац второй пункта 1 статьи 182 Гражданского кодекса Российской Федерации). Задания, согласования, подтверждения и иные сообщения, полученные Исполнителем от таких лиц со стороны Заказчика, считаются исходящими от Заказчика, и Заказчик не вправе ссылаться на отсутствие у этих лиц полномочий. Юридическая сила признаётся в том числе за скан-копиями подписанных документов до обмена оригиналами; обмен оригиналами производится по требованию любой из Сторон.</w:t>
       </w:r>
     </w:p>
     <w:p>

--- a/_materials/docs/out/Договор № 1547 (продвижение сайтов клиник).docx
+++ b/_materials/docs/out/Договор № 1547 (продвижение сайтов клиник).docx
@@ -378,7 +378,7 @@
           <w:b w:val="0"/>
           <w:i w:val="0"/>
         </w:rPr>
-        <w:t>3.2. Оплата за расчётный месяц производится на основании счёта Исполнителя двумя равными платежами: первый — в течение 5 (пяти) рабочих дней с даты выставления счёта, выставляемого в начале расчётного месяца; второй — не позднее 15-го числа расчётного месяца. Счёт за неполный расчётный месяц (п. 3.3) оплачивается единовременно в течение 5 (пяти) рабочих дней с даты выставления. Обязательство по оплате считается исполненным с момента зачисления денежных средств на расчётный счёт Исполнителя.</w:t>
+        <w:t>3.2. Оплата производится двумя равными платежами по 75 000,00 (семьдесят пять тысяч рублей 00 копеек) каждый: не позднее 1-го числа и не позднее 15-го числа каждого календарного месяца. Платёж, вносимый не позднее 1-го числа, оплачивает услуги за период с 1-го по 14-е число месяца включительно; платёж, вносимый не позднее 15-го числа, — за период с 15-го числа по последний день месяца. Оплата производится на основании настоящего Договора; счёт выставляется Исполнителем для удобства Заказчика, невыставление счёта не освобождает Заказчика от обязанности внести платёж в установленный срок. Обязательство по оплате считается исполненным с момента зачисления денежных средств на расчётный счёт Исполнителя.</w:t>
       </w:r>
     </w:p>
     <w:p>
@@ -391,7 +391,7 @@
           <w:b w:val="0"/>
           <w:i w:val="0"/>
         </w:rPr>
-        <w:t>3.3. Если Договор действует неполный календарный месяц, стоимость за этот месяц определяется пропорционально количеству календарных дней действия Договора в нём.</w:t>
+        <w:t>3.3. Если Договор начинает действовать или прекращается внутри платёжного периода, указанного в п. 3.2, стоимость услуг за такой период определяется пропорционально количеству календарных дней действия Договора в нём.</w:t>
       </w:r>
     </w:p>
     <w:p>

--- a/_materials/docs/out/Договор № 1547 (продвижение сайтов клиник).docx
+++ b/_materials/docs/out/Договор № 1547 (продвижение сайтов клиник).docx
@@ -457,19 +457,6 @@
           <w:i w:val="0"/>
         </w:rPr>
         <w:t>3.8. При просрочке оплаты более чем на 5 (пять) рабочих дней Исполнитель вправе без какой-либо ответственности приостановить оказание услуг до полного погашения задолженности, письменно уведомив Заказчика. Срок оказания услуг при этом продлевается на период приостановки.</w:t>
-      </w:r>
-    </w:p>
-    <w:p>
-      <w:pPr>
-        <w:spacing w:after="80"/>
-        <w:jc w:val="both"/>
-      </w:pPr>
-      <w:r>
-        <w:rPr>
-          <w:b w:val="0"/>
-          <w:i w:val="0"/>
-        </w:rPr>
-        <w:t>3.9. За просрочку оплаты Исполнитель вправе потребовать неустойку в размере 0,1 % от просроченной суммы за каждый день просрочки, но не более 10 % от такой суммы. Неустойка начисляется с момента предъявления письменного требования.</w:t>
       </w:r>
     </w:p>
     <w:p>

--- a/_materials/docs/out/Договор № 1547 (продвижение сайтов клиник).docx
+++ b/_materials/docs/out/Договор № 1547 (продвижение сайтов клиник).docx
@@ -482,7 +482,7 @@
           <w:b w:val="0"/>
           <w:i w:val="0"/>
         </w:rPr>
-        <w:t>4.1. Исключительное право на созданные Исполнителем в рамках Договора объекты авторского права (тексты, изображения, элементы дизайна, программный код) переходит к Заказчику в момент поступления Исполнителю полной оплаты за расчётный месяц, в котором они созданы, в объёме, необходимом для использования на сайтах Заказчика.</w:t>
+        <w:t>4.1. Исключительные права на созданные Исполнителем в рамках Договора объекты авторского права (тексты, изображения, элементы дизайна, программный код, макеты) принадлежат Исполнителю и Заказчику не отчуждаются. Передача (отчуждение) исключительных прав настоящим Договором не предусмотрена.</w:t>
       </w:r>
     </w:p>
     <w:p>
@@ -495,7 +495,7 @@
           <w:b w:val="0"/>
           <w:i w:val="0"/>
         </w:rPr>
-        <w:t>4.2. До момента полной оплаты соответствующего расчётного месяца Заказчику предоставляется отзывная безвозмездная простая (неисключительная) лицензия на использование указанных материалов. При неоплате Исполнитель вправе в одностороннем порядке отозвать лицензию и потребовать прекращения использования материалов.</w:t>
+        <w:t>4.2. Заказчику предоставляется простая (неисключительная) лицензия на использование указанных материалов на сайтах, перечисленных в п. 1.2 Договора, и в собственных информационных и рекламных целях — на срок действия Договора, при условии оплаты расчётных периодов, в которые материалы созданы. Отдельное вознаграждение за лицензию не взимается (входит в стоимость услуг). При неоплате либо при прекращении Договора Исполнитель вправе в одностороннем порядке отозвать лицензию и потребовать прекращения использования материалов.</w:t>
       </w:r>
     </w:p>
     <w:p>

--- a/_materials/docs/out/Договор № 1547 (продвижение сайтов клиник).docx
+++ b/_materials/docs/out/Договор № 1547 (продвижение сайтов клиник).docx
@@ -66,7 +66,7 @@
           <w:b w:val="0"/>
           <w:i w:val="0"/>
         </w:rPr>
-        <w:t>Индивидуальный предприниматель Зайдель Адриан Патрик, зарегистрированный в качестве индивидуального предпринимателя (ОГРНИП 325774600319981, ИНН 772590578053), именуемый в дальнейшем «Исполнитель», с одной стороны, и Общество с ограниченной ответственностью «АНГЕЛ-ДЕНТ» (ООО «АНГЕЛ-ДЕНТ») в лице генерального директора Геворкяна Санатрука Ивановича, действующего на основании Устава, именуемое в дальнейшем «Заказчик», с другой стороны, совместно именуемые «Стороны», заключили настоящий Договор о нижеследующем:</w:t>
+        <w:t>Индивидуальный предприниматель Зайдель Адриан Патрик, зарегистрированный в качестве индивидуального предпринимателя (ОГРНИП 325774600319981, ИНН 772590578053), именуемый в дальнейшем «Исполнитель», с одной стороны, и Общество с ограниченной ответственностью «АНГЕЛ-ДЕНТ» (ООО «АНГЕЛ-ДЕНТ») в лице коммерческого директора Наджарова Ашота Андриевича, действующего на основании доверенности № ______ от ____________ г., именуемое в дальнейшем «Заказчик», с другой стороны, совместно именуемые «Стороны», заключили настоящий Договор о нижеследующем:</w:t>
       </w:r>
     </w:p>
     <w:p>
@@ -1189,7 +1189,7 @@
                 <w:b w:val="0"/>
                 <w:sz w:val="18"/>
               </w:rPr>
-              <w:t>ИНН 5012077543, КПП __________</w:t>
+              <w:t>ИНН 5012077543, КПП 504101001</w:t>
             </w:r>
           </w:p>
           <w:p>
@@ -1213,7 +1213,7 @@
                 <w:b w:val="0"/>
                 <w:sz w:val="18"/>
               </w:rPr>
-              <w:t>143968, Московская обл., г. Реутов, ул. Победы, д. 22</w:t>
+              <w:t>143968, Московская область, г. Реутов, ул. Победы, д. 22, помещение V</w:t>
             </w:r>
           </w:p>
           <w:p>
@@ -1284,7 +1284,7 @@
                 <w:b w:val="0"/>
                 <w:sz w:val="18"/>
               </w:rPr>
-              <w:t>Генеральный директор</w:t>
+              <w:t>Коммерческий директор</w:t>
             </w:r>
           </w:p>
           <w:p>
@@ -1296,7 +1296,7 @@
                 <w:b w:val="0"/>
                 <w:sz w:val="18"/>
               </w:rPr>
-              <w:t>_______________ / Геворкян С. И. /</w:t>
+              <w:t>_______________ / Наджаров А. А. /</w:t>
             </w:r>
           </w:p>
           <w:p>

--- a/_materials/docs/out/Договор № 1547 (продвижение сайтов клиник).docx
+++ b/_materials/docs/out/Договор № 1547 (продвижение сайтов клиник).docx
@@ -66,7 +66,7 @@
           <w:b w:val="0"/>
           <w:i w:val="0"/>
         </w:rPr>
-        <w:t>Индивидуальный предприниматель Зайдель Адриан Патрик, зарегистрированный в качестве индивидуального предпринимателя (ОГРНИП 325774600319981, ИНН 772590578053), именуемый в дальнейшем «Исполнитель», с одной стороны, и Общество с ограниченной ответственностью «АНГЕЛ-ДЕНТ» (ООО «АНГЕЛ-ДЕНТ») в лице коммерческого директора Наджарова Ашота Андриевича, действующего на основании доверенности № ______ от ____________ г., именуемое в дальнейшем «Заказчик», с другой стороны, совместно именуемые «Стороны», заключили настоящий Договор о нижеследующем:</w:t>
+        <w:t>Индивидуальный предприниматель Зайдель Адриан Патрик, зарегистрированный в качестве индивидуального предпринимателя (ОГРНИП 325774600319981, ИНН 772590578053), именуемый в дальнейшем «Исполнитель», с одной стороны, и Общество с ограниченной ответственностью «АНГЕЛ-ДЕНТ» (ООО «АНГЕЛ-ДЕНТ») в лице генерального директора Геворкяна Санатрука Ивановича, действующего на основании Устава, именуемое в дальнейшем «Заказчик», с другой стороны, совместно именуемые «Стороны», заключили настоящий Договор о нижеследующем:</w:t>
       </w:r>
     </w:p>
     <w:p>
@@ -1284,7 +1284,7 @@
                 <w:b w:val="0"/>
                 <w:sz w:val="18"/>
               </w:rPr>
-              <w:t>Коммерческий директор</w:t>
+              <w:t>Генеральный директор</w:t>
             </w:r>
           </w:p>
           <w:p>
@@ -1296,7 +1296,7 @@
                 <w:b w:val="0"/>
                 <w:sz w:val="18"/>
               </w:rPr>
-              <w:t>_______________ / Наджаров А. А. /</w:t>
+              <w:t>_______________ / Геворкян С. И. /</w:t>
             </w:r>
           </w:p>
           <w:p>

--- a/_materials/docs/out/Договор № 1547 (продвижение сайтов клиник).docx
+++ b/_materials/docs/out/Договор № 1547 (продвижение сайтов клиник).docx
@@ -66,7 +66,7 @@
           <w:b w:val="0"/>
           <w:i w:val="0"/>
         </w:rPr>
-        <w:t>Индивидуальный предприниматель Зайдель Адриан Патрик, зарегистрированный в качестве индивидуального предпринимателя (ОГРНИП 325774600319981, ИНН 772590578053), именуемый в дальнейшем «Исполнитель», с одной стороны, и Общество с ограниченной ответственностью «АНГЕЛ-ДЕНТ» (ООО «АНГЕЛ-ДЕНТ») в лице генерального директора Геворкяна Санатрука Ивановича, действующего на основании Устава, именуемое в дальнейшем «Заказчик», с другой стороны, совместно именуемые «Стороны», заключили настоящий Договор о нижеследующем:</w:t>
+        <w:t>Индивидуальный предприниматель Зайдель Адриан Патрик, зарегистрированный в качестве индивидуального предпринимателя (ОГРНИП 325774600319981, ИНН 772590578053), именуемый в дальнейшем «Исполнитель», с одной стороны, и Общество с ограниченной ответственностью «АНГЕЛ-ДЕНТ» (ООО «АНГЕЛ-ДЕНТ») в лице коммерческого директора Наджарова Ашота Андриевича, действующего на основании доверенности № ______ от ____________ г., именуемое в дальнейшем «Заказчик», с другой стороны, совместно именуемые «Стороны», заключили настоящий Договор о нижеследующем:</w:t>
       </w:r>
     </w:p>
     <w:p>
@@ -1284,7 +1284,7 @@
                 <w:b w:val="0"/>
                 <w:sz w:val="18"/>
               </w:rPr>
-              <w:t>Генеральный директор</w:t>
+              <w:t>Коммерческий директор</w:t>
             </w:r>
           </w:p>
           <w:p>
@@ -1296,7 +1296,7 @@
                 <w:b w:val="0"/>
                 <w:sz w:val="18"/>
               </w:rPr>
-              <w:t>_______________ / Геворкян С. И. /</w:t>
+              <w:t>_______________ / Наджаров А. А. /</w:t>
             </w:r>
           </w:p>
           <w:p>

--- a/_materials/docs/out/Договор № 1547 (продвижение сайтов клиник).docx
+++ b/_materials/docs/out/Договор № 1547 (продвижение сайтов клиник).docx
@@ -66,7 +66,7 @@
           <w:b w:val="0"/>
           <w:i w:val="0"/>
         </w:rPr>
-        <w:t>Индивидуальный предприниматель Зайдель Адриан Патрик, зарегистрированный в качестве индивидуального предпринимателя (ОГРНИП 325774600319981, ИНН 772590578053), именуемый в дальнейшем «Исполнитель», с одной стороны, и Общество с ограниченной ответственностью «АНГЕЛ-ДЕНТ» (ООО «АНГЕЛ-ДЕНТ») в лице коммерческого директора Наджарова Ашота Андриевича, действующего на основании доверенности № ______ от ____________ г., именуемое в дальнейшем «Заказчик», с другой стороны, совместно именуемые «Стороны», заключили настоящий Договор о нижеследующем:</w:t>
+        <w:t>Индивидуальный предприниматель Зайдель Адриан Патрик, зарегистрированный в качестве индивидуального предпринимателя (ОГРНИП 325774600319981, ИНН 772590578053), именуемый в дальнейшем «Исполнитель», с одной стороны, и Общество с ограниченной ответственностью «АНГЕЛ-ДЕНТ» (ООО «АНГЕЛ-ДЕНТ») в лице коммерческого директора Наджарова Ашота Андриевича, именуемое в дальнейшем «Заказчик», с другой стороны, совместно именуемые «Стороны», заключили настоящий Договор о нижеследующем:</w:t>
       </w:r>
     </w:p>
     <w:p>

--- a/_materials/docs/out/Договор № 1547 (продвижение сайтов клиник).docx
+++ b/_materials/docs/out/Договор № 1547 (продвижение сайтов клиник).docx
@@ -1138,18 +1138,6 @@
               <w:t>_______________ / Зайдель А. П. /</w:t>
             </w:r>
           </w:p>
-          <w:p>
-            <w:pPr>
-              <w:spacing w:after="0"/>
-            </w:pPr>
-            <w:r>
-              <w:rPr>
-                <w:b w:val="0"/>
-                <w:sz w:val="18"/>
-              </w:rPr>
-              <w:t>М.П. (при наличии)</w:t>
-            </w:r>
-          </w:p>
         </w:tc>
         <w:tc>
           <w:tcPr>

--- a/_materials/docs/out/Договор № 1547 (продвижение сайтов клиник).docx
+++ b/_materials/docs/out/Договор № 1547 (продвижение сайтов клиник).docx
@@ -560,7 +560,7 @@
           <w:b w:val="0"/>
           <w:i w:val="0"/>
         </w:rPr>
-        <w:t>5.2. Заказчик гарантирует наличие действующей лицензии на осуществление медицинской деятельности и по запросу предоставляет Исполнителю её копию и иные документы, подтверждающие достоверность сведений об услугах, ценах, специалистах и применяемом оборудовании.</w:t>
+        <w:t>5.2. Заказчик предоставляет Исполнителю заверения об обстоятельствах (статья 431.2 Гражданского кодекса Российской Федерации) о том, что он имеет действующую лицензию на осуществление медицинской деятельности по каждому адресу, в отношении которого оказываются услуги, а сведения об услугах, ценах, специалистах, применяемом оборудовании и методах лечения достоверны и подтверждены документами. По запросу Исполнителя Заказчик предоставляет копию лицензии и такие документы в течение 5 (пяти) рабочих дней. При недостоверности заверений Исполнитель вправе отказаться от Договора в одностороннем внесудебном порядке и потребовать возмещения убытков.</w:t>
       </w:r>
     </w:p>
     <w:p>
@@ -626,6 +626,58 @@
           <w:i w:val="0"/>
         </w:rPr>
         <w:t>5.7. Материалы (тексты, изображения, объявления, публикации), направленные Исполнителем Заказчику любым способом, предусмотренным п. 10.2 Договора, считаются согласованными Заказчиком, если в течение 3 (трёх) рабочих дней с даты направления Заказчик не заявил письменных возражений. Материалы, размещённые до истечения этого срока, считаются размещёнными с ведома и по заданию Заказчика, если Заказчик не потребовал их удаления в тот же срок.</w:t>
+      </w:r>
+    </w:p>
+    <w:p>
+      <w:pPr>
+        <w:spacing w:after="80"/>
+        <w:jc w:val="both"/>
+      </w:pPr>
+      <w:r>
+        <w:rPr>
+          <w:b w:val="0"/>
+          <w:i w:val="0"/>
+        </w:rPr>
+        <w:t>5.8. В отношении фотографий, видеозаписей и иных материалов с изображением пациентов и работников Заказчика, а также клинических изображений (в том числе снимков «до и после»), Заказчик заверяет, что получил все необходимые письменные согласия на обнародование и дальнейшее использование изображения (статья 152.1 Гражданского кодекса Российской Федерации) и на разглашение сведений, составляющих врачебную тайну (статья 13 Федерального закона от 21.11.2011 № 323-ФЗ), и хранит их. Копии согласий предоставляются Исполнителю по запросу в течение 5 (пяти) рабочих дней. Исполнитель не проверяет наличие таких согласий и не отвечает за их отсутствие.</w:t>
+      </w:r>
+    </w:p>
+    <w:p>
+      <w:pPr>
+        <w:spacing w:after="80"/>
+        <w:jc w:val="both"/>
+      </w:pPr>
+      <w:r>
+        <w:rPr>
+          <w:b w:val="0"/>
+          <w:i w:val="0"/>
+        </w:rPr>
+        <w:t>5.9. Заказчик заверяет, что обладает правами на переданные Исполнителю материалы (фотографии, тексты, логотипы, товарные знаки, наименования) в объёме, достаточном для их публикации и переработки, и что их использование не нарушает прав третьих лиц. Требования правообладателей, предъявленные к Исполнителю в связи с такими материалами, урегулируются Заказчиком самостоятельно и за свой счёт.</w:t>
+      </w:r>
+    </w:p>
+    <w:p>
+      <w:pPr>
+        <w:spacing w:after="80"/>
+        <w:jc w:val="both"/>
+      </w:pPr>
+      <w:r>
+        <w:rPr>
+          <w:b w:val="0"/>
+          <w:i w:val="0"/>
+        </w:rPr>
+        <w:t>5.10. Исполнитель вправе отказаться от подготовки, публикации или размещения материала, который, по его обоснованному мнению, противоречит законодательству о рекламе, о защите прав потребителей, об охране здоровья граждан либо правилам площадки, письменно уведомив об этом Заказчика. Такой отказ не является нарушением Договора, не влечёт ответственности Исполнителя и не уменьшает стоимость услуг. Исполнитель не создаёт и не размещает отзывы и оценки от имени пациентов, а также сведения о результатах лечения, не подтверждённые документами Заказчика.</w:t>
+      </w:r>
+    </w:p>
+    <w:p>
+      <w:pPr>
+        <w:spacing w:after="80"/>
+        <w:jc w:val="both"/>
+      </w:pPr>
+      <w:r>
+        <w:rPr>
+          <w:b w:val="0"/>
+          <w:i w:val="0"/>
+        </w:rPr>
+        <w:t>5.11. Заказчик самостоятельно и за свой счёт заключает договоры с рекламными системами и площадками и оплачивает рекламные бюджеты; такие платежи в стоимость услуг по Договору не входят. Аккаунты и кабинеты в рекламных системах, справочниках и на картах принадлежат Заказчику. Исполнитель не отвечает за сведения, размещённые Заказчиком, его работниками или иными подрядчиками самостоятельно, а также за изменения, внесённые ими в материалы Исполнителя после согласования.</w:t>
       </w:r>
     </w:p>
     <w:p>
